--- a/关卡设计.docx
+++ b/关卡设计.docx
@@ -1300,7 +1300,6 @@
                 <w:lang w:val="en-US" w:eastAsia="zh-CN"/>
               </w:rPr>
             </w:pPr>
-            <w:bookmarkStart w:id="0" w:name="_GoBack"/>
             <w:r>
               <w:rPr>
                 <w:rFonts w:hint="eastAsia" w:ascii="宋体" w:hAnsi="宋体" w:eastAsia="宋体" w:cs="宋体"/>
@@ -1311,7 +1310,6 @@
               </w:rPr>
               <w:t>黑猫暗夜</w:t>
             </w:r>
-            <w:bookmarkEnd w:id="0"/>
           </w:p>
         </w:tc>
         <w:tc>
@@ -4804,7 +4802,7 @@
           <w:szCs w:val="24"/>
           <w:lang w:val="en-US" w:eastAsia="zh-CN" w:bidi="ar-SA"/>
         </w:rPr>
-        <w:t>小狗牌位置：/assets/Textures</w:t>
+        <w:t>小狗牌位置：/assets/Textures/PuppyCard</w:t>
       </w:r>
       <w:r>
         <w:rPr>
@@ -5236,6 +5234,8 @@
           <w:lang w:val="en-US" w:eastAsia="zh-CN" w:bidi="ar-SA"/>
         </w:rPr>
       </w:pPr>
+      <w:bookmarkStart w:id="0" w:name="_GoBack"/>
+      <w:bookmarkEnd w:id="0"/>
     </w:p>
     <w:p>
       <w:pPr>
